--- a/схемы.docx
+++ b/схемы.docx
@@ -2,6 +2,16 @@
 <file path=word/document.xml><?xml version="1.0" encoding="utf-8"?>
 <w:document xmlns:wpc="http://schemas.microsoft.com/office/word/2010/wordprocessingCanvas" xmlns:cx="http://schemas.microsoft.com/office/drawing/2014/chartex" xmlns:cx1="http://schemas.microsoft.com/office/drawing/2015/9/8/chartex" xmlns:cx2="http://schemas.microsoft.com/office/drawing/2015/10/21/chartex" xmlns:cx3="http://schemas.microsoft.com/office/drawing/2016/5/9/chartex" xmlns:cx4="http://schemas.microsoft.com/office/drawing/2016/5/10/chartex" xmlns:cx5="http://schemas.microsoft.com/office/drawing/2016/5/11/chartex" xmlns:cx6="http://schemas.microsoft.com/office/drawing/2016/5/12/chartex" xmlns:cx7="http://schemas.microsoft.com/office/drawing/2016/5/13/chartex" xmlns:cx8="http://schemas.microsoft.com/office/drawing/2016/5/14/chartex" xmlns:mc="http://schemas.openxmlformats.org/markup-compatibility/2006" xmlns:aink="http://schemas.microsoft.com/office/drawing/2016/ink" xmlns:am3d="http://schemas.microsoft.com/office/drawing/2017/model3d" xmlns:o="urn:schemas-microsoft-com:office:office" xmlns:r="http://schemas.openxmlformats.org/officeDocument/2006/relationships" xmlns:m="http://schemas.openxmlformats.org/officeDocument/2006/math" xmlns:v="urn:schemas-microsoft-com:vml" xmlns:wp14="http://schemas.microsoft.com/office/word/2010/wordprocessingDrawing" xmlns:wp="http://schemas.openxmlformats.org/drawingml/2006/wordprocessingDrawing" xmlns:w10="urn:schemas-microsoft-com:office:word" xmlns:w="http://schemas.openxmlformats.org/wordprocessingml/2006/main" xmlns:w14="http://schemas.microsoft.com/office/word/2010/wordml" xmlns:w15="http://schemas.microsoft.com/office/word/2012/wordml" xmlns:w16cex="http://schemas.microsoft.com/office/word/2018/wordml/cex" xmlns:w16cid="http://schemas.microsoft.com/office/word/2016/wordml/cid" xmlns:w16="http://schemas.microsoft.com/office/word/2018/wordml" xmlns:w16sdtdh="http://schemas.microsoft.com/office/word/2020/wordml/sdtdatahash" xmlns:w16se="http://schemas.microsoft.com/office/word/2015/wordml/symex" xmlns:wpg="http://schemas.microsoft.com/office/word/2010/wordprocessingGroup" xmlns:wpi="http://schemas.microsoft.com/office/word/2010/wordprocessingInk" xmlns:wne="http://schemas.microsoft.com/office/word/2006/wordml" xmlns:wps="http://schemas.microsoft.com/office/word/2010/wordprocessingShape" mc:Ignorable="w14 w15 w16se w16cid w16 w16cex w16sdtdh wp14">
   <w:body>
+    <w:p>
+      <w:pPr>
+        <w:ind w:left="-851"/>
+      </w:pPr>
+    </w:p>
+    <w:p>
+      <w:pPr>
+        <w:ind w:left="-851"/>
+      </w:pPr>
+    </w:p>
     <w:p>
       <w:pPr>
         <w:ind w:left="-851"/>
@@ -11,10 +21,10 @@
           <w:noProof/>
         </w:rPr>
         <w:drawing>
-          <wp:inline distT="0" distB="0" distL="0" distR="0" wp14:anchorId="137C646D" wp14:editId="1415CD38">
-            <wp:extent cx="5930900" cy="7918450"/>
-            <wp:effectExtent l="0" t="0" r="0" b="6350"/>
-            <wp:docPr id="3" name="Рисунок 3"/>
+          <wp:inline distT="0" distB="0" distL="0" distR="0" wp14:anchorId="01453927" wp14:editId="5816563A">
+            <wp:extent cx="6644124" cy="7302500"/>
+            <wp:effectExtent l="0" t="0" r="4445" b="0"/>
+            <wp:docPr id="1" name="Рисунок 1"/>
             <wp:cNvGraphicFramePr>
               <a:graphicFrameLocks xmlns:a="http://schemas.openxmlformats.org/drawingml/2006/main" noChangeAspect="1"/>
             </wp:cNvGraphicFramePr>
@@ -22,7 +32,7 @@
               <a:graphicData uri="http://schemas.openxmlformats.org/drawingml/2006/picture">
                 <pic:pic xmlns:pic="http://schemas.openxmlformats.org/drawingml/2006/picture">
                   <pic:nvPicPr>
-                    <pic:cNvPr id="0" name="Picture 1"/>
+                    <pic:cNvPr id="0" name="Picture 3"/>
                     <pic:cNvPicPr>
                       <a:picLocks noChangeAspect="1" noChangeArrowheads="1"/>
                     </pic:cNvPicPr>
@@ -43,76 +53,7 @@
                   <pic:spPr bwMode="auto">
                     <a:xfrm>
                       <a:off x="0" y="0"/>
-                      <a:ext cx="5930900" cy="7918450"/>
-                    </a:xfrm>
-                    <a:prstGeom prst="rect">
-                      <a:avLst/>
-                    </a:prstGeom>
-                    <a:noFill/>
-                    <a:ln>
-                      <a:noFill/>
-                    </a:ln>
-                  </pic:spPr>
-                </pic:pic>
-              </a:graphicData>
-            </a:graphic>
-          </wp:inline>
-        </w:drawing>
-      </w:r>
-    </w:p>
-    <w:p>
-      <w:pPr>
-        <w:ind w:left="-851"/>
-      </w:pPr>
-    </w:p>
-    <w:p>
-      <w:pPr>
-        <w:ind w:left="-851"/>
-      </w:pPr>
-    </w:p>
-    <w:p>
-      <w:pPr>
-        <w:ind w:left="-851"/>
-      </w:pPr>
-      <w:r>
-        <w:rPr>
-          <w:noProof/>
-        </w:rPr>
-        <w:lastRenderedPageBreak/>
-        <w:drawing>
-          <wp:inline distT="0" distB="0" distL="0" distR="0" wp14:anchorId="0F61BF4E" wp14:editId="491AAC33">
-            <wp:extent cx="9312079" cy="6275163"/>
-            <wp:effectExtent l="0" t="5715" r="0" b="0"/>
-            <wp:docPr id="5" name="Рисунок 5"/>
-            <wp:cNvGraphicFramePr>
-              <a:graphicFrameLocks xmlns:a="http://schemas.openxmlformats.org/drawingml/2006/main" noChangeAspect="1"/>
-            </wp:cNvGraphicFramePr>
-            <a:graphic xmlns:a="http://schemas.openxmlformats.org/drawingml/2006/main">
-              <a:graphicData uri="http://schemas.openxmlformats.org/drawingml/2006/picture">
-                <pic:pic xmlns:pic="http://schemas.openxmlformats.org/drawingml/2006/picture">
-                  <pic:nvPicPr>
-                    <pic:cNvPr id="0" name="Picture 2"/>
-                    <pic:cNvPicPr>
-                      <a:picLocks noChangeAspect="1" noChangeArrowheads="1"/>
-                    </pic:cNvPicPr>
-                  </pic:nvPicPr>
-                  <pic:blipFill>
-                    <a:blip r:embed="rId5">
-                      <a:extLst>
-                        <a:ext uri="{28A0092B-C50C-407E-A947-70E740481C1C}">
-                          <a14:useLocalDpi xmlns:a14="http://schemas.microsoft.com/office/drawing/2010/main" val="0"/>
-                        </a:ext>
-                      </a:extLst>
-                    </a:blip>
-                    <a:srcRect/>
-                    <a:stretch>
-                      <a:fillRect/>
-                    </a:stretch>
-                  </pic:blipFill>
-                  <pic:spPr bwMode="auto">
-                    <a:xfrm rot="5400000">
-                      <a:off x="0" y="0"/>
-                      <a:ext cx="9337615" cy="6292371"/>
+                      <a:ext cx="6649384" cy="7308281"/>
                     </a:xfrm>
                     <a:prstGeom prst="rect">
                       <a:avLst/>
@@ -139,10 +80,10 @@
         </w:rPr>
         <w:lastRenderedPageBreak/>
         <w:drawing>
-          <wp:inline distT="0" distB="0" distL="0" distR="0" wp14:anchorId="76D9EFF1" wp14:editId="6F5EF882">
-            <wp:extent cx="9244126" cy="2336014"/>
-            <wp:effectExtent l="6033" t="0" r="0" b="1588"/>
-            <wp:docPr id="2" name="Рисунок 2"/>
+          <wp:inline distT="0" distB="0" distL="0" distR="0" wp14:anchorId="4D93B7B1" wp14:editId="30F681D6">
+            <wp:extent cx="9201065" cy="6246495"/>
+            <wp:effectExtent l="0" t="0" r="0" b="0"/>
+            <wp:docPr id="4" name="Рисунок 4"/>
             <wp:cNvGraphicFramePr>
               <a:graphicFrameLocks xmlns:a="http://schemas.openxmlformats.org/drawingml/2006/main" noChangeAspect="1"/>
             </wp:cNvGraphicFramePr>
@@ -150,7 +91,66 @@
               <a:graphicData uri="http://schemas.openxmlformats.org/drawingml/2006/picture">
                 <pic:pic xmlns:pic="http://schemas.openxmlformats.org/drawingml/2006/picture">
                   <pic:nvPicPr>
-                    <pic:cNvPr id="0" name="Picture 4"/>
+                    <pic:cNvPr id="0" name="Picture 5"/>
+                    <pic:cNvPicPr>
+                      <a:picLocks noChangeAspect="1" noChangeArrowheads="1"/>
+                    </pic:cNvPicPr>
+                  </pic:nvPicPr>
+                  <pic:blipFill>
+                    <a:blip r:embed="rId5">
+                      <a:extLst>
+                        <a:ext uri="{28A0092B-C50C-407E-A947-70E740481C1C}">
+                          <a14:useLocalDpi xmlns:a14="http://schemas.microsoft.com/office/drawing/2010/main" val="0"/>
+                        </a:ext>
+                      </a:extLst>
+                    </a:blip>
+                    <a:srcRect/>
+                    <a:stretch>
+                      <a:fillRect/>
+                    </a:stretch>
+                  </pic:blipFill>
+                  <pic:spPr bwMode="auto">
+                    <a:xfrm rot="5400000">
+                      <a:off x="0" y="0"/>
+                      <a:ext cx="9213634" cy="6255028"/>
+                    </a:xfrm>
+                    <a:prstGeom prst="rect">
+                      <a:avLst/>
+                    </a:prstGeom>
+                    <a:noFill/>
+                    <a:ln>
+                      <a:noFill/>
+                    </a:ln>
+                  </pic:spPr>
+                </pic:pic>
+              </a:graphicData>
+            </a:graphic>
+          </wp:inline>
+        </w:drawing>
+      </w:r>
+    </w:p>
+    <w:p>
+      <w:pPr>
+        <w:ind w:left="-851"/>
+      </w:pPr>
+      <w:r>
+        <w:rPr>
+          <w:noProof/>
+        </w:rPr>
+        <w:lastRenderedPageBreak/>
+        <w:drawing>
+          <wp:inline distT="0" distB="0" distL="0" distR="0" wp14:anchorId="5388A59D" wp14:editId="6FC2DB6D">
+            <wp:extent cx="9495983" cy="5982824"/>
+            <wp:effectExtent l="4127" t="0" r="0" b="0"/>
+            <wp:docPr id="8" name="Рисунок 8"/>
+            <wp:cNvGraphicFramePr>
+              <a:graphicFrameLocks xmlns:a="http://schemas.openxmlformats.org/drawingml/2006/main" noChangeAspect="1"/>
+            </wp:cNvGraphicFramePr>
+            <a:graphic xmlns:a="http://schemas.openxmlformats.org/drawingml/2006/main">
+              <a:graphicData uri="http://schemas.openxmlformats.org/drawingml/2006/picture">
+                <pic:pic xmlns:pic="http://schemas.openxmlformats.org/drawingml/2006/picture">
+                  <pic:nvPicPr>
+                    <pic:cNvPr id="0" name="Picture 9"/>
                     <pic:cNvPicPr>
                       <a:picLocks noChangeAspect="1" noChangeArrowheads="1"/>
                     </pic:cNvPicPr>
@@ -169,9 +169,63 @@
                     </a:stretch>
                   </pic:blipFill>
                   <pic:spPr bwMode="auto">
-                    <a:xfrm rot="16200000">
+                    <a:xfrm rot="5400000">
                       <a:off x="0" y="0"/>
-                      <a:ext cx="9276669" cy="2344238"/>
+                      <a:ext cx="9519433" cy="5997598"/>
+                    </a:xfrm>
+                    <a:prstGeom prst="rect">
+                      <a:avLst/>
+                    </a:prstGeom>
+                    <a:noFill/>
+                    <a:ln>
+                      <a:noFill/>
+                    </a:ln>
+                  </pic:spPr>
+                </pic:pic>
+              </a:graphicData>
+            </a:graphic>
+          </wp:inline>
+        </w:drawing>
+      </w:r>
+      <w:r>
+        <w:rPr>
+          <w:noProof/>
+        </w:rPr>
+        <w:lastRenderedPageBreak/>
+        <w:drawing>
+          <wp:inline distT="0" distB="0" distL="0" distR="0" wp14:anchorId="07AA80A0" wp14:editId="2F358E88">
+            <wp:extent cx="9495983" cy="5982824"/>
+            <wp:effectExtent l="4127" t="0" r="0" b="0"/>
+            <wp:docPr id="7" name="Рисунок 7"/>
+            <wp:cNvGraphicFramePr>
+              <a:graphicFrameLocks xmlns:a="http://schemas.openxmlformats.org/drawingml/2006/main" noChangeAspect="1"/>
+            </wp:cNvGraphicFramePr>
+            <a:graphic xmlns:a="http://schemas.openxmlformats.org/drawingml/2006/main">
+              <a:graphicData uri="http://schemas.openxmlformats.org/drawingml/2006/picture">
+                <pic:pic xmlns:pic="http://schemas.openxmlformats.org/drawingml/2006/picture">
+                  <pic:nvPicPr>
+                    <pic:cNvPr id="0" name="Picture 9"/>
+                    <pic:cNvPicPr>
+                      <a:picLocks noChangeAspect="1" noChangeArrowheads="1"/>
+                    </pic:cNvPicPr>
+                  </pic:nvPicPr>
+                  <pic:blipFill>
+                    <a:blip r:embed="rId6">
+                      <a:extLst>
+                        <a:ext uri="{28A0092B-C50C-407E-A947-70E740481C1C}">
+                          <a14:useLocalDpi xmlns:a14="http://schemas.microsoft.com/office/drawing/2010/main" val="0"/>
+                        </a:ext>
+                      </a:extLst>
+                    </a:blip>
+                    <a:srcRect/>
+                    <a:stretch>
+                      <a:fillRect/>
+                    </a:stretch>
+                  </pic:blipFill>
+                  <pic:spPr bwMode="auto">
+                    <a:xfrm rot="5400000">
+                      <a:off x="0" y="0"/>
+                      <a:ext cx="9519433" cy="5997598"/>
                     </a:xfrm>
                     <a:prstGeom prst="rect">
                       <a:avLst/>
